--- a/Лоток.docx
+++ b/Лоток.docx
@@ -1635,7 +1635,7 @@
                 <w:bCs/>
                 <w:rtl w:val="0"/>
               </w:rPr>
-              <w:t xml:space="preserve">IsCatPresent.FE AND NOT IsContainerFull </w:t>
+              <w:t xml:space="preserve">IsCatPresent.FE AND NOT IsWastesFull </w:t>
             </w:r>
             <w:r>
               <w:rPr>
@@ -1786,7 +1786,41 @@
                 <w:bCs/>
                 <w:rtl w:val="0"/>
               </w:rPr>
-              <w:t xml:space="preserve">SepMotor.RE, DoorLockActuator.RE </w:t>
+              <w:t xml:space="preserve">SepMotor</w:t>
+            </w:r>
+            <w:r>
+              <w:rPr>
+                <w:b/>
+                <w:bCs/>
+                <w:rtl w:val="0"/>
+                <w:lang w:val="en-US"/>
+              </w:rPr>
+              <w:t xml:space="preserve">.ON</w:t>
+            </w:r>
+            <w:r>
+              <w:rPr>
+                <w:b/>
+                <w:bCs/>
+                <w:rtl w:val="0"/>
+              </w:rPr>
+              <w:t xml:space="preserve">, DoorLockActuator.</w:t>
+            </w:r>
+            <w:r>
+              <w:rPr>
+                <w:b/>
+                <w:bCs/>
+                <w:rtl w:val="0"/>
+                <w:lang w:val="en-US"/>
+              </w:rPr>
+              <w:t xml:space="preserve">ON</w:t>
+            </w:r>
+            <w:r>
+              <w:rPr>
+                <w:b/>
+                <w:bCs/>
+                <w:rtl w:val="0"/>
+              </w:rPr>
+              <w:t xml:space="preserve"> </w:t>
             </w:r>
             <w:r>
               <w:rPr>
@@ -1826,9 +1860,18 @@
                   <w:bCs/>
                   <w:rtl w:val="0"/>
                 </w:rPr>
-                <w:t xml:space="preserve">DoorLockActuator.FE</w:t>
+                <w:t xml:space="preserve">DoorLockActuator.</w:t>
               </w:r>
             </w:hyperlink>
+            <w:r>
+              <w:rPr>
+                <w:b/>
+                <w:bCs/>
+                <w:rtl w:val="0"/>
+                <w:lang w:val="en-US"/>
+              </w:rPr>
+              <w:t xml:space="preserve">OFF</w:t>
+            </w:r>
             <w:r>
               <w:rPr>
                 <w:b/>
@@ -1844,14 +1887,16 @@
                   <w:bCs/>
                   <w:rtl w:val="0"/>
                 </w:rPr>
-                <w:t xml:space="preserve">SepMotor.FE</w:t>
+                <w:t xml:space="preserve">SepMotor.</w:t>
               </w:r>
             </w:hyperlink>
             <w:r>
               <w:rPr>
                 <w:b/>
                 <w:bCs/>
-              </w:rPr>
+                <w:lang w:val="en-US"/>
+              </w:rPr>
+              <w:t xml:space="preserve">OFF</w:t>
             </w:r>
             <w:r>
               <w:rPr>
@@ -2078,7 +2123,33 @@
                 <w:bCs/>
                 <w:rtl w:val="0"/>
               </w:rPr>
-              <w:t xml:space="preserve">DoorLockActuator.RE, UltravioletRelay.RE </w:t>
+              <w:t xml:space="preserve">DoorLockActuator.</w:t>
+            </w:r>
+            <w:r>
+              <w:rPr>
+                <w:b/>
+                <w:bCs/>
+                <w:rtl w:val="0"/>
+                <w:lang w:val="en-US"/>
+              </w:rPr>
+              <w:t xml:space="preserve">ON</w:t>
+            </w:r>
+            <w:r>
+              <w:rPr>
+                <w:b/>
+                <w:bCs/>
+                <w:rtl w:val="0"/>
+              </w:rPr>
+              <w:t xml:space="preserve">, UltravioletRelay.</w:t>
+            </w:r>
+            <w:r>
+              <w:rPr>
+                <w:b/>
+                <w:bCs/>
+                <w:rtl w:val="0"/>
+                <w:lang w:val="en-US"/>
+              </w:rPr>
+              <w:t xml:space="preserve">ON</w:t>
             </w:r>
             <w:r>
               <w:rPr>
@@ -2118,7 +2189,16 @@
                   <w:bCs/>
                   <w:rtl w:val="0"/>
                 </w:rPr>
-                <w:t xml:space="preserve">UltravioletRelay.FE</w:t>
+                <w:t xml:space="preserve">UltravioletRelay.</w:t>
+              </w:r>
+              <w:r>
+                <w:rPr>
+                  <w:b/>
+                  <w:bCs/>
+                  <w:rtl w:val="0"/>
+                  <w:lang w:val="en-US"/>
+                </w:rPr>
+                <w:t xml:space="preserve">OFF</w:t>
               </w:r>
             </w:hyperlink>
             <w:r>
@@ -2346,7 +2426,16 @@
                 <w:bCs/>
                 <w:rtl w:val="0"/>
               </w:rPr>
-              <w:t xml:space="preserve">AromaRelay.RE </w:t>
+              <w:t xml:space="preserve">AromaRelay.</w:t>
+            </w:r>
+            <w:r>
+              <w:rPr>
+                <w:b/>
+                <w:bCs/>
+                <w:rtl w:val="0"/>
+                <w:lang w:val="en-US"/>
+              </w:rPr>
+              <w:t xml:space="preserve">ON</w:t>
             </w:r>
             <w:r>
               <w:rPr>
@@ -2386,7 +2475,7 @@
                   <w:bCs/>
                   <w:rtl w:val="0"/>
                 </w:rPr>
-                <w:t xml:space="preserve">AromaRelay.FE</w:t>
+                <w:t xml:space="preserve">AromaRelay.</w:t>
               </w:r>
             </w:hyperlink>
             <w:r>
@@ -2394,8 +2483,34 @@
                 <w:b/>
                 <w:bCs/>
                 <w:rtl w:val="0"/>
-              </w:rPr>
-              <w:t xml:space="preserve"> DoorLockActuator.FE </w:t>
+                <w:lang w:val="en-US"/>
+              </w:rPr>
+              <w:t xml:space="preserve">OFF</w:t>
+            </w:r>
+            <w:r>
+              <w:rPr>
+                <w:b/>
+                <w:bCs/>
+                <w:rtl w:val="0"/>
+              </w:rPr>
+              <w:t xml:space="preserve"> DoorLockActuator.</w:t>
+            </w:r>
+            <w:r>
+              <w:rPr>
+                <w:b/>
+                <w:bCs/>
+                <w:rtl w:val="0"/>
+                <w:lang w:val="en-US"/>
+              </w:rPr>
+              <w:t xml:space="preserve">OFF</w:t>
+            </w:r>
+            <w:r>
+              <w:rPr>
+                <w:b/>
+                <w:bCs/>
+                <w:rtl w:val="0"/>
+              </w:rPr>
+              <w:t xml:space="preserve"> </w:t>
             </w:r>
             <w:r>
               <w:rPr>
@@ -2608,6 +2723,7 @@
               <w:rPr>
                 <w:b/>
                 <w:bCs/>
+                <w:lang w:val="en-US"/>
               </w:rPr>
             </w:pPr>
             <w:r>
@@ -2616,18 +2732,75 @@
                 <w:bCs/>
                 <w:rtl w:val="0"/>
               </w:rPr>
-              <w:t xml:space="preserve">SepMotor.RE, DoorLockActuator.RE </w:t>
-            </w:r>
-            <w:r>
-              <w:rPr>
-                <w:b/>
-                <w:bCs/>
-              </w:rPr>
-            </w:r>
-            <w:r>
-              <w:rPr>
-                <w:b/>
-                <w:bCs/>
+              <w:t xml:space="preserve">SepMotor.</w:t>
+            </w:r>
+            <w:r>
+              <w:rPr>
+                <w:b/>
+                <w:bCs/>
+                <w:rtl w:val="0"/>
+                <w:lang w:val="en-US"/>
+              </w:rPr>
+              <w:t xml:space="preserve">OFF</w:t>
+            </w:r>
+            <w:r>
+              <w:rPr>
+                <w:b/>
+                <w:bCs/>
+                <w:rtl w:val="0"/>
+              </w:rPr>
+              <w:t xml:space="preserve">, DoorLockActuator.</w:t>
+            </w:r>
+            <w:r>
+              <w:rPr>
+                <w:b/>
+                <w:bCs/>
+                <w:rtl w:val="0"/>
+                <w:lang w:val="en-US"/>
+              </w:rPr>
+              <w:t xml:space="preserve">ON,</w:t>
+            </w:r>
+            <w:r>
+              <w:rPr>
+                <w:b/>
+                <w:bCs/>
+              </w:rPr>
+            </w:r>
+          </w:p>
+          <w:p>
+            <w:pPr>
+              <w:pBdr/>
+              <w:spacing w:line="240" w:lineRule="auto"/>
+              <w:ind/>
+              <w:rPr>
+                <w:b/>
+                <w:bCs/>
+                <w:lang w:val="en-US"/>
+              </w:rPr>
+            </w:pPr>
+            <w:r>
+              <w:rPr>
+                <w:b/>
+                <w:bCs/>
+                <w:rtl w:val="0"/>
+                <w:lang w:val="en-US"/>
+              </w:rPr>
+              <w:t xml:space="preserve">UltravioletRelay.ON</w:t>
+            </w:r>
+            <w:r>
+              <w:rPr>
+                <w:b/>
+                <w:bCs/>
+                <w:rtl w:val="0"/>
+                <w:lang w:val="en-US"/>
+              </w:rPr>
+            </w:r>
+            <w:r/>
+            <w:r>
+              <w:rPr>
+                <w:b/>
+                <w:bCs/>
+                <w:lang w:val="en-US"/>
               </w:rPr>
             </w:r>
           </w:p>
@@ -2646,6 +2819,7 @@
               <w:rPr>
                 <w:b/>
                 <w:bCs/>
+                <w:highlight w:val="none"/>
               </w:rPr>
             </w:pPr>
             <w:r>
@@ -2654,13 +2828,40 @@
                 <w:bCs/>
                 <w:rtl w:val="0"/>
               </w:rPr>
-              <w:t xml:space="preserve">SepMotor.FE, DoorLockActuator.FE </w:t>
-            </w:r>
-            <w:r>
-              <w:rPr>
-                <w:b/>
-                <w:bCs/>
-              </w:rPr>
+            </w:r>
+            <w:r>
+              <w:rPr>
+                <w:b/>
+                <w:bCs/>
+                <w:rtl w:val="0"/>
+                <w:lang w:val="en-US"/>
+              </w:rPr>
+              <w:t xml:space="preserve">D</w:t>
+            </w:r>
+            <w:r>
+              <w:rPr>
+                <w:b/>
+                <w:bCs/>
+                <w:rtl w:val="0"/>
+              </w:rPr>
+              <w:t xml:space="preserve">oorLockActuator.</w:t>
+            </w:r>
+            <w:r>
+              <w:rPr>
+                <w:b/>
+                <w:bCs/>
+                <w:rtl w:val="0"/>
+                <w:lang w:val="en-US"/>
+              </w:rPr>
+              <w:t xml:space="preserve">OFF,</w:t>
+            </w:r>
+            <w:r>
+              <w:rPr>
+                <w:b/>
+                <w:bCs/>
+                <w:rtl w:val="0"/>
+              </w:rPr>
+              <w:t xml:space="preserve"> </w:t>
             </w:r>
             <w:r>
               <w:rPr>
@@ -2669,264 +2870,52 @@
               </w:rPr>
             </w:r>
           </w:p>
-        </w:tc>
-      </w:tr>
-      <w:tr>
-        <w:trPr>
-          <w:cantSplit w:val="false"/>
-        </w:trPr>
-        <w:tc>
-          <w:tcPr>
-            <w:tcBorders/>
-            <w:textDirection w:val="lrTb"/>
-            <w:noWrap w:val="false"/>
-          </w:tcPr>
           <w:p>
             <w:pPr>
               <w:pBdr/>
-              <w:shd w:val="clear" w:color="ff0000" w:fill="ff0000"/>
               <w:spacing w:line="240" w:lineRule="auto"/>
               <w:ind/>
-              <w:rPr/>
+              <w:rPr>
+                <w:b/>
+                <w:bCs/>
+                <w:highlight w:val="none"/>
+                <w:lang w:val="en-US"/>
+              </w:rPr>
             </w:pPr>
             <w:r>
               <w:rPr>
+                <w:b/>
+                <w:bCs/>
+                <w:highlight w:val="none"/>
                 <w:rtl w:val="0"/>
-              </w:rPr>
-              <w:t xml:space="preserve">Калибровка датчика веса (CalibrationBtn) выполняется при отсутствии кошки</w:t>
-            </w:r>
-            <w:r/>
-          </w:p>
-        </w:tc>
-        <w:tc>
-          <w:tcPr>
-            <w:tcBorders/>
-            <w:textDirection w:val="lrTb"/>
-            <w:noWrap w:val="false"/>
-          </w:tcPr>
-          <w:p>
-            <w:pPr>
-              <w:pBdr/>
-              <w:shd w:val="clear" w:color="ff0000" w:fill="ff0000"/>
-              <w:spacing w:line="240" w:lineRule="auto"/>
-              <w:ind/>
-              <w:rPr>
-                <w:b/>
-                <w:bCs/>
-              </w:rPr>
-            </w:pPr>
-            <w:r>
-              <w:rPr>
-                <w:b/>
-                <w:bCs/>
+                <w:lang w:val="en-US"/>
+              </w:rPr>
+              <w:t xml:space="preserve">UltravioletRelay.OFF</w:t>
+            </w:r>
+            <w:r>
+              <w:rPr>
+                <w:b/>
+                <w:bCs/>
+                <w:highlight w:val="none"/>
                 <w:rtl w:val="0"/>
-              </w:rPr>
-              <w:t xml:space="preserve">CalibrationBtn.RE AND NOT IsCatPresent </w:t>
-            </w:r>
-            <w:r>
-              <w:rPr>
-                <w:b/>
-                <w:bCs/>
-              </w:rPr>
-            </w:r>
-            <w:r>
-              <w:rPr>
-                <w:b/>
-                <w:bCs/>
-              </w:rPr>
-            </w:r>
-          </w:p>
-        </w:tc>
-        <w:tc>
-          <w:tcPr>
-            <w:tcBorders/>
-            <w:textDirection w:val="lrTb"/>
-            <w:noWrap w:val="false"/>
-          </w:tcPr>
-          <w:p>
-            <w:pPr>
-              <w:pBdr/>
-              <w:shd w:val="clear" w:color="ff0000" w:fill="ff0000"/>
-              <w:spacing w:line="240" w:lineRule="auto"/>
-              <w:ind/>
-              <w:rPr>
-                <w:b/>
-                <w:bCs/>
-                <w:sz w:val="20"/>
-                <w:szCs w:val="20"/>
-              </w:rPr>
-            </w:pPr>
-            <w:r>
-              <w:rPr>
-                <w:b/>
-                <w:bCs/>
-                <w:sz w:val="20"/>
-                <w:szCs w:val="20"/>
+                <w:lang w:val="en-US"/>
+              </w:rPr>
+            </w:r>
+            <w:r>
+              <w:rPr>
+                <w:b/>
+                <w:bCs/>
+                <w:highlight w:val="none"/>
                 <w:rtl w:val="0"/>
-              </w:rPr>
-              <w:t xml:space="preserve">FALSE</w:t>
-            </w:r>
-            <w:r>
-              <w:rPr>
-                <w:b/>
-                <w:bCs/>
-                <w:sz w:val="20"/>
-                <w:szCs w:val="20"/>
-              </w:rPr>
-            </w:r>
-            <w:r>
-              <w:rPr>
-                <w:b/>
-                <w:bCs/>
-                <w:sz w:val="20"/>
-                <w:szCs w:val="20"/>
-              </w:rPr>
-            </w:r>
-          </w:p>
-        </w:tc>
-        <w:tc>
-          <w:tcPr>
-            <w:tcBorders/>
-            <w:textDirection w:val="lrTb"/>
-            <w:noWrap w:val="false"/>
-          </w:tcPr>
-          <w:p>
-            <w:pPr>
-              <w:pBdr/>
-              <w:shd w:val="clear" w:color="ff0000" w:fill="ff0000"/>
-              <w:spacing w:line="240" w:lineRule="auto"/>
-              <w:ind/>
-              <w:rPr>
-                <w:b/>
-                <w:bCs/>
-              </w:rPr>
-            </w:pPr>
-            <w:r>
-              <w:rPr>
-                <w:b/>
-                <w:bCs/>
-                <w:rtl w:val="0"/>
-              </w:rPr>
-              <w:t xml:space="preserve">tau(#TimeInput)</w:t>
-            </w:r>
-            <w:r>
-              <w:rPr>
-                <w:b/>
-                <w:bCs/>
-              </w:rPr>
-            </w:r>
-            <w:r>
-              <w:rPr>
-                <w:b/>
-                <w:bCs/>
-              </w:rPr>
-            </w:r>
-          </w:p>
-        </w:tc>
-        <w:tc>
-          <w:tcPr>
-            <w:tcBorders/>
-            <w:textDirection w:val="lrTb"/>
-            <w:noWrap w:val="false"/>
-          </w:tcPr>
-          <w:p>
-            <w:pPr>
-              <w:pBdr/>
-              <w:shd w:val="clear" w:color="ff0000" w:fill="ff0000"/>
-              <w:spacing w:line="240" w:lineRule="auto"/>
-              <w:ind/>
-              <w:rPr/>
-            </w:pPr>
-            <w:r>
-              <w:rPr>
-                <w:b/>
-                <w:bCs/>
-                <w:rtl w:val="0"/>
-              </w:rPr>
-              <w:t xml:space="preserve">TRUE</w:t>
-            </w:r>
-            <w:r>
-              <w:rPr>
-                <w:rtl w:val="0"/>
-              </w:rPr>
-            </w:r>
-            <w:r/>
-          </w:p>
-        </w:tc>
-        <w:tc>
-          <w:tcPr>
-            <w:tcBorders/>
-            <w:textDirection w:val="lrTb"/>
-            <w:noWrap w:val="false"/>
-          </w:tcPr>
-          <w:p>
-            <w:pPr>
-              <w:pBdr/>
-              <w:shd w:val="clear" w:color="ff0000" w:fill="ff0000"/>
-              <w:spacing w:line="240" w:lineRule="auto"/>
-              <w:ind/>
-              <w:rPr>
-                <w:b/>
-                <w:bCs/>
-              </w:rPr>
-            </w:pPr>
-            <w:r>
-              <w:rPr>
-                <w:b/>
-                <w:bCs/>
-                <w:rtl w:val="0"/>
-              </w:rPr>
-              <w:t xml:space="preserve">DoorLockActuator.RE</w:t>
-            </w:r>
-            <w:r>
-              <w:rPr>
-                <w:b/>
-                <w:bCs/>
-              </w:rPr>
-            </w:r>
-            <w:r>
-              <w:rPr>
-                <w:b/>
-                <w:bCs/>
-              </w:rPr>
-            </w:r>
-          </w:p>
-        </w:tc>
-        <w:tc>
-          <w:tcPr>
-            <w:tcBorders/>
-            <w:textDirection w:val="lrTb"/>
-            <w:noWrap w:val="false"/>
-          </w:tcPr>
-          <w:p>
-            <w:pPr>
-              <w:pBdr/>
-              <w:shd w:val="clear" w:color="ff0000" w:fill="ff0000"/>
-              <w:spacing w:line="240" w:lineRule="auto"/>
-              <w:ind/>
-              <w:rPr>
-                <w:b/>
-                <w:bCs/>
-              </w:rPr>
-            </w:pPr>
-            <w:r>
-              <w:rPr>
-                <w:b/>
-                <w:bCs/>
-                <w:rtl w:val="0"/>
-              </w:rPr>
-              <w:t xml:space="preserve">DoorLockActuator.FE</w:t>
-            </w:r>
-            <w:r>
-              <w:rPr>
-                <w:b/>
-                <w:bCs/>
-              </w:rPr>
-            </w:r>
-            <w:r>
-              <w:rPr>
-                <w:b/>
-                <w:bCs/>
+                <w:lang w:val="en-US"/>
+              </w:rPr>
+            </w:r>
+            <w:r>
+              <w:rPr>
+                <w:b/>
+                <w:bCs/>
+                <w:highlight w:val="none"/>
+                <w:lang w:val="en-US"/>
               </w:rPr>
             </w:r>
           </w:p>
@@ -2945,7 +2934,7 @@
           <w:p>
             <w:pPr>
               <w:pBdr/>
-              <w:shd w:val="clear" w:color="ffff00" w:fill="ffff00"/>
+              <w:shd w:val="clear" w:color="ffffff" w:themeColor="background1" w:fill="ffffff" w:themeFill="background1"/>
               <w:spacing w:line="240" w:lineRule="auto"/>
               <w:ind/>
               <w:rPr/>
@@ -2975,7 +2964,7 @@
           <w:p>
             <w:pPr>
               <w:pBdr/>
-              <w:shd w:val="clear" w:color="ffff00" w:fill="ffff00"/>
+              <w:shd w:val="clear" w:color="ffffff" w:themeColor="background1" w:fill="ffffff" w:themeFill="background1"/>
               <w:spacing w:line="240" w:lineRule="auto"/>
               <w:ind/>
               <w:rPr>
@@ -3016,7 +3005,7 @@
           <w:p>
             <w:pPr>
               <w:pBdr/>
-              <w:shd w:val="clear" w:color="ffff00" w:fill="ffff00"/>
+              <w:shd w:val="clear" w:color="ffffff" w:themeColor="background1" w:fill="ffffff" w:themeFill="background1"/>
               <w:spacing w:line="240" w:lineRule="auto"/>
               <w:ind/>
               <w:rPr>
@@ -3069,7 +3058,7 @@
           <w:p>
             <w:pPr>
               <w:pBdr/>
-              <w:shd w:val="clear" w:color="ffff00" w:fill="ffff00"/>
+              <w:shd w:val="clear" w:color="ffffff" w:themeColor="background1" w:fill="ffffff" w:themeFill="background1"/>
               <w:spacing w:line="240" w:lineRule="auto"/>
               <w:ind/>
               <w:rPr>
@@ -3111,7 +3100,7 @@
           <w:p>
             <w:pPr>
               <w:pBdr/>
-              <w:shd w:val="clear" w:color="ffff00" w:fill="ffff00"/>
+              <w:shd w:val="clear" w:color="ffffff" w:themeColor="background1" w:fill="ffffff" w:themeFill="background1"/>
               <w:spacing w:line="240" w:lineRule="auto"/>
               <w:ind/>
               <w:rPr>
@@ -3156,7 +3145,7 @@
           <w:p>
             <w:pPr>
               <w:pBdr/>
-              <w:shd w:val="clear" w:color="ffff00" w:fill="ffff00"/>
+              <w:shd w:val="clear" w:color="ffffff" w:themeColor="background1" w:fill="ffffff" w:themeFill="background1"/>
               <w:spacing w:line="240" w:lineRule="auto"/>
               <w:ind w:firstLine="0" w:left="0"/>
               <w:rPr>
@@ -3201,7 +3190,7 @@
           <w:p>
             <w:pPr>
               <w:pBdr/>
-              <w:shd w:val="clear" w:color="ffff00" w:fill="ffff00"/>
+              <w:shd w:val="clear" w:color="ffffff" w:themeColor="background1" w:fill="ffffff" w:themeFill="background1"/>
               <w:spacing w:line="240" w:lineRule="auto"/>
               <w:ind/>
               <w:rPr>
@@ -3217,7 +3206,7 @@
                 <w:rtl w:val="0"/>
                 <w:lang w:val="en-US"/>
               </w:rPr>
-              <w:t xml:space="preserve">IsCalibrationMode.RE</w:t>
+              <w:t xml:space="preserve">IsCalibrationMode := TRUE</w:t>
             </w:r>
             <w:r>
               <w:rPr>
@@ -3249,7 +3238,7 @@
           <w:p>
             <w:pPr>
               <w:pBdr/>
-              <w:shd w:val="clear" w:color="92d050" w:fill="92d050"/>
+              <w:shd w:val="clear" w:color="ffffff" w:themeColor="background1" w:fill="ffffff" w:themeFill="background1"/>
               <w:spacing w:line="240" w:lineRule="auto"/>
               <w:ind/>
               <w:rPr>
@@ -3286,7 +3275,7 @@
           <w:p>
             <w:pPr>
               <w:pBdr/>
-              <w:shd w:val="clear" w:color="92d050" w:fill="92d050"/>
+              <w:shd w:val="clear" w:color="ffffff" w:themeColor="background1" w:fill="ffffff" w:themeFill="background1"/>
               <w:spacing w:line="240" w:lineRule="auto"/>
               <w:ind/>
               <w:rPr>
@@ -3331,7 +3320,7 @@
           <w:p>
             <w:pPr>
               <w:pBdr/>
-              <w:shd w:val="clear" w:color="92d050" w:fill="92d050"/>
+              <w:shd w:val="clear" w:color="ffffff" w:themeColor="background1" w:fill="ffffff" w:themeFill="background1"/>
               <w:spacing w:line="240" w:lineRule="auto"/>
               <w:ind/>
               <w:rPr>
@@ -3387,7 +3376,7 @@
           <w:p>
             <w:pPr>
               <w:pBdr/>
-              <w:shd w:val="clear" w:color="92d050" w:fill="92d050"/>
+              <w:shd w:val="clear" w:color="ffffff" w:themeColor="background1" w:fill="ffffff" w:themeFill="background1"/>
               <w:spacing w:line="240" w:lineRule="auto"/>
               <w:ind/>
               <w:rPr>
@@ -3435,7 +3424,7 @@
           <w:p>
             <w:pPr>
               <w:pBdr/>
-              <w:shd w:val="clear" w:color="92d050" w:fill="92d050"/>
+              <w:shd w:val="clear" w:color="ffffff" w:themeColor="background1" w:fill="ffffff" w:themeFill="background1"/>
               <w:spacing w:line="240" w:lineRule="auto"/>
               <w:ind/>
               <w:rPr>
@@ -3483,7 +3472,7 @@
           <w:p>
             <w:pPr>
               <w:pBdr/>
-              <w:shd w:val="clear" w:color="92d050" w:fill="92d050"/>
+              <w:shd w:val="clear" w:color="ffffff" w:themeColor="background1" w:fill="ffffff" w:themeFill="background1"/>
               <w:spacing w:line="240" w:lineRule="auto"/>
               <w:ind w:firstLine="0" w:left="0"/>
               <w:rPr>
@@ -3531,7 +3520,7 @@
           <w:p>
             <w:pPr>
               <w:pBdr/>
-              <w:shd w:val="clear" w:color="92d050" w:fill="92d050"/>
+              <w:shd w:val="clear" w:color="ffffff" w:themeColor="background1" w:fill="ffffff" w:themeFill="background1"/>
               <w:spacing w:line="240" w:lineRule="auto"/>
               <w:ind/>
               <w:rPr>
@@ -3548,7 +3537,7 @@
                 <w:rtl w:val="0"/>
                 <w:lang w:val="en-US"/>
               </w:rPr>
-              <w:t xml:space="preserve">IsFillerLow.RE</w:t>
+              <w:t xml:space="preserve">IsFillerLow := TRUE</w:t>
             </w:r>
             <w:r>
               <w:rPr>
@@ -3582,12 +3571,11 @@
           <w:p>
             <w:pPr>
               <w:pBdr/>
-              <w:shd w:val="clear" w:color="92d050" w:fill="92d050"/>
+              <w:shd w:val="clear" w:color="ffffff" w:themeColor="background1" w:fill="ffffff" w:themeFill="background1"/>
               <w:spacing w:line="240" w:lineRule="auto"/>
               <w:ind/>
               <w:rPr>
                 <w:rtl w:val="0"/>
-                <w:lang w:val="ru-RU"/>
               </w:rPr>
             </w:pPr>
             <w:r>
@@ -3595,17 +3583,16 @@
                 <w:rtl w:val="0"/>
                 <w:lang w:val="ru-RU"/>
               </w:rPr>
+              <w:t xml:space="preserve">В режиме калибровки запоминаем вес наполнителя</w:t>
             </w:r>
             <w:r>
               <w:rPr>
                 <w:rtl w:val="0"/>
-                <w:lang w:val="ru-RU"/>
               </w:rPr>
             </w:r>
             <w:r>
               <w:rPr>
                 <w:rtl w:val="0"/>
-                <w:lang w:val="ru-RU"/>
               </w:rPr>
             </w:r>
           </w:p>
@@ -3621,14 +3608,13 @@
           <w:p>
             <w:pPr>
               <w:pBdr/>
-              <w:shd w:val="clear" w:color="92d050" w:fill="92d050"/>
+              <w:shd w:val="clear" w:color="ffffff" w:themeColor="background1" w:fill="ffffff" w:themeFill="background1"/>
               <w:spacing w:line="240" w:lineRule="auto"/>
               <w:ind/>
               <w:rPr>
                 <w:b/>
                 <w:bCs/>
                 <w:rtl w:val="0"/>
-                <w:lang w:val="en-US"/>
               </w:rPr>
             </w:pPr>
             <w:r>
@@ -3638,13 +3624,13 @@
                 <w:rtl w:val="0"/>
                 <w:lang w:val="en-US"/>
               </w:rPr>
+              <w:t xml:space="preserve">IsCalibrationMode</w:t>
             </w:r>
             <w:r>
               <w:rPr>
                 <w:b/>
                 <w:bCs/>
                 <w:rtl w:val="0"/>
-                <w:lang w:val="en-US"/>
               </w:rPr>
             </w:r>
             <w:r>
@@ -3652,7 +3638,6 @@
                 <w:b/>
                 <w:bCs/>
                 <w:rtl w:val="0"/>
-                <w:lang w:val="en-US"/>
               </w:rPr>
             </w:r>
           </w:p>
@@ -3668,7 +3653,7 @@
           <w:p>
             <w:pPr>
               <w:pBdr/>
-              <w:shd w:val="clear" w:color="92d050" w:fill="92d050"/>
+              <w:shd w:val="clear" w:color="ffffff" w:themeColor="background1" w:fill="ffffff" w:themeFill="background1"/>
               <w:spacing w:line="240" w:lineRule="auto"/>
               <w:ind/>
               <w:rPr>
@@ -3689,6 +3674,7 @@
                 <w:rtl w:val="0"/>
                 <w:lang w:val="en-US"/>
               </w:rPr>
+              <w:t xml:space="preserve">FALSE</w:t>
             </w:r>
             <w:r>
               <w:rPr>
@@ -3723,14 +3709,13 @@
           <w:p>
             <w:pPr>
               <w:pBdr/>
-              <w:shd w:val="clear" w:color="92d050" w:fill="92d050"/>
+              <w:shd w:val="clear" w:color="ffffff" w:themeColor="background1" w:fill="ffffff" w:themeFill="background1"/>
               <w:spacing w:line="240" w:lineRule="auto"/>
               <w:ind/>
               <w:rPr>
                 <w:b/>
                 <w:bCs/>
                 <w:rtl w:val="0"/>
-                <w:lang w:val="en-US"/>
               </w:rPr>
             </w:pPr>
             <w:r>
@@ -3740,13 +3725,13 @@
                 <w:rtl w:val="0"/>
                 <w:lang w:val="en-US"/>
               </w:rPr>
+              <w:t xml:space="preserve">CalibrationBtn.RE</w:t>
             </w:r>
             <w:r>
               <w:rPr>
                 <w:b/>
                 <w:bCs/>
                 <w:rtl w:val="0"/>
-                <w:lang w:val="en-US"/>
               </w:rPr>
             </w:r>
             <w:r>
@@ -3754,7 +3739,6 @@
                 <w:b/>
                 <w:bCs/>
                 <w:rtl w:val="0"/>
-                <w:lang w:val="en-US"/>
               </w:rPr>
             </w:r>
           </w:p>
@@ -3770,7 +3754,7 @@
           <w:p>
             <w:pPr>
               <w:pBdr/>
-              <w:shd w:val="clear" w:color="92d050" w:fill="92d050"/>
+              <w:shd w:val="clear" w:color="ffffff" w:themeColor="background1" w:fill="ffffff" w:themeFill="background1"/>
               <w:spacing w:line="240" w:lineRule="auto"/>
               <w:ind/>
               <w:rPr>
@@ -3787,6 +3771,7 @@
                 <w:rtl w:val="0"/>
                 <w:lang w:val="en-US"/>
               </w:rPr>
+              <w:t xml:space="preserve">TRUE</w:t>
             </w:r>
             <w:r>
               <w:rPr>
@@ -3817,7 +3802,7 @@
           <w:p>
             <w:pPr>
               <w:pBdr/>
-              <w:shd w:val="clear" w:color="92d050" w:fill="92d050"/>
+              <w:shd w:val="clear" w:color="ffffff" w:themeColor="background1" w:fill="ffffff" w:themeFill="background1"/>
               <w:spacing w:line="240" w:lineRule="auto"/>
               <w:ind w:firstLine="0" w:left="0"/>
               <w:rPr>
@@ -3834,6 +3819,7 @@
                 <w:rtl w:val="0"/>
                 <w:lang w:val="en-US"/>
               </w:rPr>
+              <w:t xml:space="preserve">FillerWeight := Weight</w:t>
             </w:r>
             <w:r>
               <w:rPr>
@@ -3864,7 +3850,7 @@
           <w:p>
             <w:pPr>
               <w:pBdr/>
-              <w:shd w:val="clear" w:color="92d050" w:fill="92d050"/>
+              <w:shd w:val="clear" w:color="ffffff" w:themeColor="background1" w:fill="ffffff" w:themeFill="background1"/>
               <w:spacing w:line="240" w:lineRule="auto"/>
               <w:ind/>
               <w:rPr>
@@ -3881,6 +3867,7 @@
                 <w:rtl w:val="0"/>
                 <w:lang w:val="en-US"/>
               </w:rPr>
+              <w:t xml:space="preserve">IsCalibrationMode := FALSE</w:t>
             </w:r>
             <w:r>
               <w:rPr>
@@ -3914,11 +3901,12 @@
           <w:p>
             <w:pPr>
               <w:pBdr/>
-              <w:shd w:val="clear" w:color="92d050" w:fill="92d050"/>
+              <w:shd w:val="clear" w:color="ffffff" w:themeColor="background1" w:fill="ffffff" w:themeFill="background1"/>
               <w:spacing w:line="240" w:lineRule="auto"/>
               <w:ind/>
               <w:rPr>
                 <w:rtl w:val="0"/>
+                <w:lang w:val="ru-RU"/>
               </w:rPr>
             </w:pPr>
             <w:r>
@@ -3926,16 +3914,18 @@
                 <w:rtl w:val="0"/>
                 <w:lang w:val="ru-RU"/>
               </w:rPr>
-              <w:t xml:space="preserve">В режиме калибровки запоминаем вес наполнителя</w:t>
+              <w:t xml:space="preserve">Индикатор калибровки</w:t>
             </w:r>
             <w:r>
               <w:rPr>
                 <w:rtl w:val="0"/>
+                <w:lang w:val="ru-RU"/>
               </w:rPr>
             </w:r>
             <w:r>
               <w:rPr>
                 <w:rtl w:val="0"/>
+                <w:lang w:val="ru-RU"/>
               </w:rPr>
             </w:r>
           </w:p>
@@ -3951,13 +3941,14 @@
           <w:p>
             <w:pPr>
               <w:pBdr/>
-              <w:shd w:val="clear" w:color="92d050" w:fill="92d050"/>
+              <w:shd w:val="clear" w:color="ffffff" w:themeColor="background1" w:fill="ffffff" w:themeFill="background1"/>
               <w:spacing w:line="240" w:lineRule="auto"/>
               <w:ind/>
               <w:rPr>
                 <w:b/>
                 <w:bCs/>
                 <w:rtl w:val="0"/>
+                <w:lang w:val="en-US"/>
               </w:rPr>
             </w:pPr>
             <w:r>
@@ -3967,13 +3958,14 @@
                 <w:rtl w:val="0"/>
                 <w:lang w:val="en-US"/>
               </w:rPr>
-              <w:t xml:space="preserve">IsCalibrationMode</w:t>
+              <w:t xml:space="preserve">IsCalibrationMode.RE</w:t>
             </w:r>
             <w:r>
               <w:rPr>
                 <w:b/>
                 <w:bCs/>
                 <w:rtl w:val="0"/>
+                <w:lang w:val="en-US"/>
               </w:rPr>
             </w:r>
             <w:r>
@@ -3981,6 +3973,7 @@
                 <w:b/>
                 <w:bCs/>
                 <w:rtl w:val="0"/>
+                <w:lang w:val="en-US"/>
               </w:rPr>
             </w:r>
           </w:p>
@@ -3996,7 +3989,7 @@
           <w:p>
             <w:pPr>
               <w:pBdr/>
-              <w:shd w:val="clear" w:color="92d050" w:fill="92d050"/>
+              <w:shd w:val="clear" w:color="ffffff" w:themeColor="background1" w:fill="ffffff" w:themeFill="background1"/>
               <w:spacing w:line="240" w:lineRule="auto"/>
               <w:ind/>
               <w:rPr>
@@ -4052,13 +4045,14 @@
           <w:p>
             <w:pPr>
               <w:pBdr/>
-              <w:shd w:val="clear" w:color="92d050" w:fill="92d050"/>
+              <w:shd w:val="clear" w:color="ffffff" w:themeColor="background1" w:fill="ffffff" w:themeFill="background1"/>
               <w:spacing w:line="240" w:lineRule="auto"/>
               <w:ind/>
               <w:rPr>
                 <w:b/>
                 <w:bCs/>
                 <w:rtl w:val="0"/>
+                <w:lang w:val="en-US"/>
               </w:rPr>
             </w:pPr>
             <w:r>
@@ -4068,13 +4062,14 @@
                 <w:rtl w:val="0"/>
                 <w:lang w:val="en-US"/>
               </w:rPr>
-              <w:t xml:space="preserve">CalibrationBtn.RE</w:t>
+              <w:t xml:space="preserve">IsCalibrationMode.FE</w:t>
             </w:r>
             <w:r>
               <w:rPr>
                 <w:b/>
                 <w:bCs/>
                 <w:rtl w:val="0"/>
+                <w:lang w:val="en-US"/>
               </w:rPr>
             </w:r>
             <w:r>
@@ -4082,6 +4077,7 @@
                 <w:b/>
                 <w:bCs/>
                 <w:rtl w:val="0"/>
+                <w:lang w:val="en-US"/>
               </w:rPr>
             </w:r>
           </w:p>
@@ -4097,7 +4093,7 @@
           <w:p>
             <w:pPr>
               <w:pBdr/>
-              <w:shd w:val="clear" w:color="92d050" w:fill="92d050"/>
+              <w:shd w:val="clear" w:color="ffffff" w:themeColor="background1" w:fill="ffffff" w:themeFill="background1"/>
               <w:spacing w:line="240" w:lineRule="auto"/>
               <w:ind/>
               <w:rPr>
@@ -4145,7 +4141,7 @@
           <w:p>
             <w:pPr>
               <w:pBdr/>
-              <w:shd w:val="clear" w:color="92d050" w:fill="92d050"/>
+              <w:shd w:val="clear" w:color="ffffff" w:themeColor="background1" w:fill="ffffff" w:themeFill="background1"/>
               <w:spacing w:line="240" w:lineRule="auto"/>
               <w:ind w:firstLine="0" w:left="0"/>
               <w:rPr>
@@ -4162,7 +4158,7 @@
                 <w:rtl w:val="0"/>
                 <w:lang w:val="en-US"/>
               </w:rPr>
-              <w:t xml:space="preserve">FillerWeight := Weight</w:t>
+              <w:t xml:space="preserve">CalibrationModeLed.ON</w:t>
             </w:r>
             <w:r>
               <w:rPr>
@@ -4193,346 +4189,7 @@
           <w:p>
             <w:pPr>
               <w:pBdr/>
-              <w:shd w:val="clear" w:color="92d050" w:fill="92d050"/>
-              <w:spacing w:line="240" w:lineRule="auto"/>
-              <w:ind/>
-              <w:rPr>
-                <w:b/>
-                <w:bCs/>
-                <w:rtl w:val="0"/>
-                <w:lang w:val="en-US"/>
-              </w:rPr>
-            </w:pPr>
-            <w:r>
-              <w:rPr>
-                <w:b/>
-                <w:bCs/>
-                <w:rtl w:val="0"/>
-                <w:lang w:val="en-US"/>
-              </w:rPr>
-              <w:t xml:space="preserve">IsCalibrationMode.FE</w:t>
-            </w:r>
-            <w:r>
-              <w:rPr>
-                <w:b/>
-                <w:bCs/>
-                <w:rtl w:val="0"/>
-                <w:lang w:val="en-US"/>
-              </w:rPr>
-            </w:r>
-            <w:r>
-              <w:rPr>
-                <w:b/>
-                <w:bCs/>
-                <w:rtl w:val="0"/>
-                <w:lang w:val="en-US"/>
-              </w:rPr>
-            </w:r>
-          </w:p>
-        </w:tc>
-      </w:tr>
-      <w:tr>
-        <w:trPr/>
-        <w:tc>
-          <w:tcPr>
-            <w:tcBorders/>
-            <w:tcW w:w="0" w:type="auto"/>
-            <w:vMerge w:val="restart"/>
-            <w:textDirection w:val="lrTb"/>
-            <w:noWrap w:val="false"/>
-          </w:tcPr>
-          <w:p>
-            <w:pPr>
-              <w:pBdr/>
-              <w:shd w:val="clear" w:color="92d050" w:fill="92d050"/>
-              <w:spacing w:line="240" w:lineRule="auto"/>
-              <w:ind/>
-              <w:rPr>
-                <w:rtl w:val="0"/>
-                <w:lang w:val="ru-RU"/>
-              </w:rPr>
-            </w:pPr>
-            <w:r>
-              <w:rPr>
-                <w:rtl w:val="0"/>
-                <w:lang w:val="ru-RU"/>
-              </w:rPr>
-              <w:t xml:space="preserve">Индикатор калибровки</w:t>
-            </w:r>
-            <w:r>
-              <w:rPr>
-                <w:rtl w:val="0"/>
-                <w:lang w:val="ru-RU"/>
-              </w:rPr>
-            </w:r>
-            <w:r>
-              <w:rPr>
-                <w:rtl w:val="0"/>
-                <w:lang w:val="ru-RU"/>
-              </w:rPr>
-            </w:r>
-          </w:p>
-        </w:tc>
-        <w:tc>
-          <w:tcPr>
-            <w:tcBorders/>
-            <w:tcW w:w="0" w:type="auto"/>
-            <w:vMerge w:val="restart"/>
-            <w:textDirection w:val="lrTb"/>
-            <w:noWrap w:val="false"/>
-          </w:tcPr>
-          <w:p>
-            <w:pPr>
-              <w:pBdr/>
-              <w:shd w:val="clear" w:color="92d050" w:fill="92d050"/>
-              <w:spacing w:line="240" w:lineRule="auto"/>
-              <w:ind/>
-              <w:rPr>
-                <w:b/>
-                <w:bCs/>
-                <w:rtl w:val="0"/>
-                <w:lang w:val="en-US"/>
-              </w:rPr>
-            </w:pPr>
-            <w:r>
-              <w:rPr>
-                <w:b/>
-                <w:bCs/>
-                <w:rtl w:val="0"/>
-                <w:lang w:val="en-US"/>
-              </w:rPr>
-              <w:t xml:space="preserve">IsCalibrationMode.RE</w:t>
-            </w:r>
-            <w:r>
-              <w:rPr>
-                <w:b/>
-                <w:bCs/>
-                <w:rtl w:val="0"/>
-                <w:lang w:val="en-US"/>
-              </w:rPr>
-            </w:r>
-            <w:r>
-              <w:rPr>
-                <w:b/>
-                <w:bCs/>
-                <w:rtl w:val="0"/>
-                <w:lang w:val="en-US"/>
-              </w:rPr>
-            </w:r>
-          </w:p>
-        </w:tc>
-        <w:tc>
-          <w:tcPr>
-            <w:tcBorders/>
-            <w:tcW w:w="0" w:type="auto"/>
-            <w:vMerge w:val="restart"/>
-            <w:textDirection w:val="lrTb"/>
-            <w:noWrap w:val="false"/>
-          </w:tcPr>
-          <w:p>
-            <w:pPr>
-              <w:pBdr/>
-              <w:shd w:val="clear" w:color="92d050" w:fill="92d050"/>
-              <w:spacing w:line="240" w:lineRule="auto"/>
-              <w:ind/>
-              <w:rPr>
-                <w:b/>
-                <w:bCs/>
-                <w:sz w:val="20"/>
-                <w:szCs w:val="20"/>
-                <w:rtl w:val="0"/>
-                <w:lang w:val="en-US"/>
-              </w:rPr>
-            </w:pPr>
-            <w:r>
-              <w:rPr>
-                <w:b/>
-                <w:bCs/>
-                <w:sz w:val="20"/>
-                <w:szCs w:val="20"/>
-                <w:rtl w:val="0"/>
-                <w:lang w:val="en-US"/>
-              </w:rPr>
-              <w:t xml:space="preserve">FALSE</w:t>
-            </w:r>
-            <w:r>
-              <w:rPr>
-                <w:b/>
-                <w:bCs/>
-                <w:sz w:val="20"/>
-                <w:szCs w:val="20"/>
-                <w:rtl w:val="0"/>
-                <w:lang w:val="en-US"/>
-              </w:rPr>
-            </w:r>
-            <w:r>
-              <w:rPr>
-                <w:b/>
-                <w:bCs/>
-                <w:sz w:val="20"/>
-                <w:szCs w:val="20"/>
-                <w:rtl w:val="0"/>
-                <w:lang w:val="en-US"/>
-              </w:rPr>
-            </w:r>
-          </w:p>
-        </w:tc>
-        <w:tc>
-          <w:tcPr>
-            <w:tcBorders/>
-            <w:tcW w:w="0" w:type="auto"/>
-            <w:vMerge w:val="restart"/>
-            <w:textDirection w:val="lrTb"/>
-            <w:noWrap w:val="false"/>
-          </w:tcPr>
-          <w:p>
-            <w:pPr>
-              <w:pBdr/>
-              <w:shd w:val="clear" w:color="92d050" w:fill="92d050"/>
-              <w:spacing w:line="240" w:lineRule="auto"/>
-              <w:ind/>
-              <w:rPr>
-                <w:b/>
-                <w:bCs/>
-                <w:rtl w:val="0"/>
-                <w:lang w:val="en-US"/>
-              </w:rPr>
-            </w:pPr>
-            <w:r>
-              <w:rPr>
-                <w:b/>
-                <w:bCs/>
-                <w:rtl w:val="0"/>
-                <w:lang w:val="en-US"/>
-              </w:rPr>
-              <w:t xml:space="preserve">IsCalibrationMode.FE</w:t>
-            </w:r>
-            <w:r>
-              <w:rPr>
-                <w:b/>
-                <w:bCs/>
-                <w:rtl w:val="0"/>
-                <w:lang w:val="en-US"/>
-              </w:rPr>
-            </w:r>
-            <w:r>
-              <w:rPr>
-                <w:b/>
-                <w:bCs/>
-                <w:rtl w:val="0"/>
-                <w:lang w:val="en-US"/>
-              </w:rPr>
-            </w:r>
-          </w:p>
-        </w:tc>
-        <w:tc>
-          <w:tcPr>
-            <w:tcBorders/>
-            <w:tcW w:w="0" w:type="auto"/>
-            <w:vMerge w:val="restart"/>
-            <w:textDirection w:val="lrTb"/>
-            <w:noWrap w:val="false"/>
-          </w:tcPr>
-          <w:p>
-            <w:pPr>
-              <w:pBdr/>
-              <w:shd w:val="clear" w:color="92d050" w:fill="92d050"/>
-              <w:spacing w:line="240" w:lineRule="auto"/>
-              <w:ind/>
-              <w:rPr>
-                <w:b/>
-                <w:bCs/>
-                <w:rtl w:val="0"/>
-                <w:lang w:val="en-US"/>
-              </w:rPr>
-            </w:pPr>
-            <w:r>
-              <w:rPr>
-                <w:b/>
-                <w:bCs/>
-                <w:rtl w:val="0"/>
-                <w:lang w:val="en-US"/>
-              </w:rPr>
-              <w:t xml:space="preserve">TRUE</w:t>
-            </w:r>
-            <w:r>
-              <w:rPr>
-                <w:b/>
-                <w:bCs/>
-                <w:rtl w:val="0"/>
-                <w:lang w:val="en-US"/>
-              </w:rPr>
-            </w:r>
-            <w:r>
-              <w:rPr>
-                <w:b/>
-                <w:bCs/>
-                <w:rtl w:val="0"/>
-                <w:lang w:val="en-US"/>
-              </w:rPr>
-            </w:r>
-          </w:p>
-        </w:tc>
-        <w:tc>
-          <w:tcPr>
-            <w:tcBorders/>
-            <w:tcW w:w="0" w:type="auto"/>
-            <w:vMerge w:val="restart"/>
-            <w:textDirection w:val="lrTb"/>
-            <w:noWrap w:val="false"/>
-          </w:tcPr>
-          <w:p>
-            <w:pPr>
-              <w:pBdr/>
-              <w:shd w:val="clear" w:color="92d050" w:fill="92d050"/>
-              <w:spacing w:line="240" w:lineRule="auto"/>
-              <w:ind w:firstLine="0" w:left="0"/>
-              <w:rPr>
-                <w:b/>
-                <w:bCs/>
-                <w:rtl w:val="0"/>
-                <w:lang w:val="en-US"/>
-              </w:rPr>
-            </w:pPr>
-            <w:r>
-              <w:rPr>
-                <w:b/>
-                <w:bCs/>
-                <w:rtl w:val="0"/>
-                <w:lang w:val="en-US"/>
-              </w:rPr>
-              <w:t xml:space="preserve">CalibrationModeLed.ON</w:t>
-            </w:r>
-            <w:r>
-              <w:rPr>
-                <w:b/>
-                <w:bCs/>
-                <w:rtl w:val="0"/>
-                <w:lang w:val="en-US"/>
-              </w:rPr>
-            </w:r>
-            <w:r>
-              <w:rPr>
-                <w:b/>
-                <w:bCs/>
-                <w:rtl w:val="0"/>
-                <w:lang w:val="en-US"/>
-              </w:rPr>
-            </w:r>
-          </w:p>
-        </w:tc>
-        <w:tc>
-          <w:tcPr>
-            <w:tcBorders/>
-            <w:tcW w:w="0" w:type="auto"/>
-            <w:vMerge w:val="restart"/>
-            <w:textDirection w:val="lrTb"/>
-            <w:noWrap w:val="false"/>
-          </w:tcPr>
-          <w:p>
-            <w:pPr>
-              <w:pBdr/>
-              <w:shd w:val="clear" w:color="92d050" w:fill="92d050"/>
+              <w:shd w:val="clear" w:color="ffffff" w:themeColor="background1" w:fill="ffffff" w:themeFill="background1"/>
               <w:spacing w:line="240" w:lineRule="auto"/>
               <w:ind/>
               <w:rPr>
@@ -4620,7 +4277,7 @@
                   <w:bCs/>
                   <w:rtl w:val="0"/>
                 </w:rPr>
-                <w:t xml:space="preserve">IsContainerFull.RE</w:t>
+                <w:t xml:space="preserve">IsWastesFull.RE</w:t>
               </w:r>
             </w:hyperlink>
             <w:r>
@@ -4707,7 +4364,7 @@
                   <w:bCs/>
                   <w:rtl w:val="0"/>
                 </w:rPr>
-                <w:t xml:space="preserve">IsContainerFull.</w:t>
+                <w:t xml:space="preserve">IsWastesFull.</w:t>
               </w:r>
             </w:hyperlink>
             <w:r>
@@ -4783,7 +4440,7 @@
                 <w:bCs/>
                 <w:rtl w:val="0"/>
               </w:rPr>
-              <w:t xml:space="preserve">ContainerLed.ON </w:t>
+              <w:t xml:space="preserve">FullWastesLed.ON </w:t>
             </w:r>
             <w:r>
               <w:rPr>
@@ -4821,7 +4478,7 @@
                 <w:bCs/>
                 <w:rtl w:val="0"/>
               </w:rPr>
-              <w:t xml:space="preserve">ContainerLed.OFF</w:t>
+              <w:t xml:space="preserve">FullWastesLed.OFF</w:t>
             </w:r>
             <w:r>
               <w:rPr>
@@ -5043,7 +4700,7 @@
                 <w:bCs/>
                 <w:rtl w:val="0"/>
               </w:rPr>
-              <w:t xml:space="preserve">AromaLed.ON</w:t>
+              <w:t xml:space="preserve">LowAromaLed.ON</w:t>
             </w:r>
             <w:r>
               <w:rPr>
@@ -5081,7 +4738,7 @@
                 <w:bCs/>
                 <w:rtl w:val="0"/>
               </w:rPr>
-              <w:t xml:space="preserve">AromaLed.OFF</w:t>
+              <w:t xml:space="preserve">LowAromaLed.OFF</w:t>
             </w:r>
             <w:r>
               <w:rPr>
@@ -5331,7 +4988,7 @@
                 <w:bCs/>
                 <w:rtl w:val="0"/>
               </w:rPr>
-              <w:t xml:space="preserve">FillerLed.ON</w:t>
+              <w:t xml:space="preserve">LowFillerLed.ON</w:t>
             </w:r>
             <w:r>
               <w:rPr>
@@ -5369,7 +5026,7 @@
                 <w:bCs/>
                 <w:rtl w:val="0"/>
               </w:rPr>
-              <w:t xml:space="preserve">FillerLed.OFF</w:t>
+              <w:t xml:space="preserve">LowFillerLed.OFF</w:t>
             </w:r>
             <w:r>
               <w:rPr>
@@ -5591,7 +5248,7 @@
                 <w:bCs/>
                 <w:rtl w:val="0"/>
               </w:rPr>
-              <w:t xml:space="preserve">OzoneLed.ON</w:t>
+              <w:t xml:space="preserve">UVLamp.ON</w:t>
             </w:r>
             <w:r>
               <w:rPr>
@@ -5629,7 +5286,7 @@
                 <w:bCs/>
                 <w:rtl w:val="0"/>
               </w:rPr>
-              <w:t xml:space="preserve">OzoneLed.OFF</w:t>
+              <w:t xml:space="preserve">UVLamp.OFF</w:t>
             </w:r>
             <w:r>
               <w:rPr>
@@ -5928,7 +5585,41 @@
               <w:rPr>
                 <w:rtl w:val="0"/>
               </w:rPr>
-              <w:t xml:space="preserve">Дезодорация запускается автоматически после заданного числа посещений (VisitsCount &gt;= N) при отсутствии кошки</w:t>
+              <w:t xml:space="preserve">Дезодорация </w:t>
+            </w:r>
+            <w:r>
+              <w:rPr>
+                <w:rtl w:val="0"/>
+                <w:lang w:val="en-US"/>
+              </w:rPr>
+              <w:t xml:space="preserve">и</w:t>
+            </w:r>
+            <w:r>
+              <w:rPr>
+                <w:rtl w:val="0"/>
+                <w:lang w:val="ru-RU"/>
+              </w:rPr>
+              <w:t xml:space="preserve"> </w:t>
+            </w:r>
+            <w:r>
+              <w:rPr>
+                <w:rtl w:val="0"/>
+                <w:lang w:val="en-US"/>
+              </w:rPr>
+              <w:t xml:space="preserve">UV </w:t>
+            </w:r>
+            <w:r>
+              <w:rPr>
+                <w:rtl w:val="0"/>
+                <w:lang w:val="ru-RU"/>
+              </w:rPr>
+              <w:t xml:space="preserve">очистка </w:t>
+            </w:r>
+            <w:r>
+              <w:rPr>
+                <w:rtl w:val="0"/>
+              </w:rPr>
+              <w:t xml:space="preserve">запускается автоматически после заданного числа посещений (VisitsCount &gt;= N) при отсутствии кошки</w:t>
             </w:r>
             <w:r/>
           </w:p>
@@ -6104,9 +5795,50 @@
               <w:rPr>
                 <w:b/>
                 <w:bCs/>
+                <w:highlight w:val="none"/>
                 <w:rtl w:val="0"/>
-              </w:rPr>
-              <w:t xml:space="preserve">AromaRelay.RE </w:t>
+                <w:lang w:val="en-US"/>
+              </w:rPr>
+              <w:t xml:space="preserve">UltravioletRelay.ON,</w:t>
+            </w:r>
+            <w:r>
+              <w:rPr>
+                <w:b/>
+                <w:bCs/>
+                <w:highlight w:val="none"/>
+                <w:rtl w:val="0"/>
+                <w:lang w:val="en-US"/>
+              </w:rPr>
+            </w:r>
+          </w:p>
+          <w:p>
+            <w:pPr>
+              <w:pBdr/>
+              <w:spacing w:line="240" w:lineRule="auto"/>
+              <w:ind/>
+              <w:rPr>
+                <w:b/>
+                <w:bCs/>
+                <w:highlight w:val="none"/>
+                <w:lang w:val="en-US"/>
+              </w:rPr>
+            </w:pPr>
+            <w:r>
+              <w:rPr>
+                <w:b/>
+                <w:bCs/>
+                <w:rtl w:val="0"/>
+              </w:rPr>
+              <w:t xml:space="preserve">AromaRelay.</w:t>
+            </w:r>
+            <w:r>
+              <w:rPr>
+                <w:b/>
+                <w:bCs/>
+                <w:rtl w:val="0"/>
+                <w:lang w:val="en-US"/>
+              </w:rPr>
+              <w:t xml:space="preserve">ON</w:t>
             </w:r>
             <w:r>
               <w:rPr>
@@ -6146,9 +5878,18 @@
                   <w:bCs/>
                   <w:rtl w:val="0"/>
                 </w:rPr>
-                <w:t xml:space="preserve">AromaRelay.FE</w:t>
+                <w:t xml:space="preserve">AromaRelay.</w:t>
               </w:r>
             </w:hyperlink>
+            <w:r>
+              <w:rPr>
+                <w:b/>
+                <w:bCs/>
+                <w:rtl w:val="0"/>
+                <w:lang w:val="en-US"/>
+              </w:rPr>
+              <w:t xml:space="preserve">OFF</w:t>
+            </w:r>
             <w:r>
               <w:rPr>
                 <w:b/>
@@ -6188,9 +5929,18 @@
                   <w:bCs/>
                   <w:rtl w:val="0"/>
                 </w:rPr>
-                <w:t xml:space="preserve">DoorLockActuator.FE</w:t>
+                <w:t xml:space="preserve">DoorLockActuator.</w:t>
               </w:r>
             </w:hyperlink>
+            <w:r>
+              <w:rPr>
+                <w:b/>
+                <w:bCs/>
+                <w:rtl w:val="0"/>
+                <w:lang w:val="en-US"/>
+              </w:rPr>
+              <w:t xml:space="preserve">OFF</w:t>
+            </w:r>
             <w:r>
               <w:rPr>
                 <w:b/>
@@ -6451,7 +6201,15 @@
                 <w:bCs/>
                 <w:rtl w:val="0"/>
               </w:rPr>
-              <w:t xml:space="preserve">TimeInput : = NewTimeInput</w:t>
+              <w:t xml:space="preserve">TimeInput : = </w:t>
+            </w:r>
+            <w:r>
+              <w:rPr>
+                <w:b/>
+                <w:bCs/>
+                <w:rtl w:val="0"/>
+              </w:rPr>
+              <w:t xml:space="preserve">NewTimeInput</w:t>
             </w:r>
             <w:r>
               <w:rPr>
